--- a/src/briefloop/template_assets/business-report-zh-t1.docx
+++ b/src/briefloop/template_assets/business-report-zh-t1.docx
@@ -157,15 +157,15 @@
     <w:tbl>
       <w:tblPr>
         <w:tblW w:type="auto" w:w="0"/>
-        <w:tblLook w:firstColumn="1" w:firstRow="1" w:lastColumn="0" w:lastRow="0" w:noHBand="0" w:noVBand="1" w:val="04A0"/>
         <w:tblBorders>
           <w:top w:val="single" w:sz="8" w:color="1E2320"/>
+          <w:left w:val="none" w:sz="0" w:color="1E2320"/>
           <w:bottom w:val="single" w:sz="8" w:color="1E2320"/>
-          <w:left w:val="none" w:sz="0" w:color="1E2320"/>
           <w:right w:val="none" w:sz="0" w:color="1E2320"/>
           <w:insideH w:val="single" w:sz="4" w:color="1E2320"/>
           <w:insideV w:val="none" w:sz="0" w:color="1E2320"/>
         </w:tblBorders>
+        <w:tblLook w:firstColumn="1" w:firstRow="1" w:lastColumn="0" w:lastRow="0" w:noHBand="0" w:noVBand="1" w:val="04A0"/>
       </w:tblPr>
       <w:tblGrid>
         <w:gridCol w:w="2880"/>
@@ -176,10 +176,10 @@
         <w:tc>
           <w:tcPr>
             <w:tcW w:type="dxa" w:w="2880"/>
-            <w:shd w:val="clear" w:fill="EEF2F9"/>
             <w:tcBorders>
               <w:bottom w:val="single" w:sz="8" w:color="1E2320"/>
             </w:tcBorders>
+            <w:shd w:val="clear" w:fill="EEF2F9"/>
           </w:tcPr>
           <w:p>
             <w:r>
@@ -193,10 +193,10 @@
         <w:tc>
           <w:tcPr>
             <w:tcW w:type="dxa" w:w="2880"/>
-            <w:shd w:val="clear" w:fill="EEF2F9"/>
             <w:tcBorders>
               <w:bottom w:val="single" w:sz="8" w:color="1E2320"/>
             </w:tcBorders>
+            <w:shd w:val="clear" w:fill="EEF2F9"/>
           </w:tcPr>
           <w:p>
             <w:r>
@@ -210,10 +210,10 @@
         <w:tc>
           <w:tcPr>
             <w:tcW w:type="dxa" w:w="2880"/>
-            <w:shd w:val="clear" w:fill="EEF2F9"/>
             <w:tcBorders>
               <w:bottom w:val="single" w:sz="8" w:color="1E2320"/>
             </w:tcBorders>
+            <w:shd w:val="clear" w:fill="EEF2F9"/>
           </w:tcPr>
           <w:p>
             <w:r>
@@ -360,10 +360,10 @@
   <w:p>
     <w:pPr>
       <w:pStyle w:val="Header"/>
-      <w:jc w:val="right"/>
       <w:pBdr>
         <w:bottom w:val="single" w:sz="4" w:color="DEDFD8" w:space="4"/>
       </w:pBdr>
+      <w:jc w:val="right"/>
     </w:pPr>
     <w:r>
       <w:rPr>

--- a/src/briefloop/template_assets/business-report-zh-t1.docx
+++ b/src/briefloop/template_assets/business-report-zh-t1.docx
@@ -27,7 +27,7 @@
         <w:rPr>
           <w:rFonts w:ascii="Arial" w:hAnsi="Arial" w:eastAsia="黑体"/>
           <w:b/>
-          <w:color w:val="006838"/>
+          <w:color w:val="2448B8"/>
           <w:sz w:val="44"/>
         </w:rPr>
         <w:t>{{title}}</w:t>
@@ -61,7 +61,7 @@
         <w:rPr>
           <w:rFonts w:ascii="Arial" w:hAnsi="Arial" w:eastAsia="黑体"/>
           <w:b/>
-          <w:color w:val="006838"/>
+          <w:color w:val="2448B8"/>
           <w:sz w:val="30"/>
         </w:rPr>
         <w:t>目录</w:t>
@@ -87,7 +87,7 @@
         <w:rPr>
           <w:rFonts w:ascii="Arial" w:hAnsi="Arial" w:eastAsia="黑体"/>
           <w:b/>
-          <w:color w:val="006838"/>
+          <w:color w:val="2448B8"/>
           <w:sz w:val="30"/>
         </w:rPr>
         <w:t>核心观点</w:t>
@@ -101,7 +101,7 @@
         <w:rPr>
           <w:rFonts w:ascii="Arial" w:hAnsi="Arial" w:eastAsia="黑体"/>
           <w:b/>
-          <w:color w:val="006838"/>
+          <w:color w:val="2448B8"/>
           <w:sz w:val="30"/>
         </w:rPr>
         <w:t>事件回顾</w:t>
@@ -115,7 +115,7 @@
         <w:rPr>
           <w:rFonts w:ascii="Arial" w:hAnsi="Arial" w:eastAsia="黑体"/>
           <w:b/>
-          <w:color w:val="006838"/>
+          <w:color w:val="2448B8"/>
           <w:sz w:val="30"/>
         </w:rPr>
         <w:t>影响分析</w:t>
@@ -129,7 +129,7 @@
         <w:rPr>
           <w:rFonts w:ascii="Arial" w:hAnsi="Arial" w:eastAsia="黑体"/>
           <w:b/>
-          <w:color w:val="006838"/>
+          <w:color w:val="2448B8"/>
           <w:sz w:val="30"/>
         </w:rPr>
         <w:t>数据附录</w:t>
@@ -143,7 +143,7 @@
         <w:rPr>
           <w:rFonts w:ascii="Arial" w:hAnsi="Arial" w:eastAsia="黑体"/>
           <w:b/>
-          <w:color w:val="006838"/>
+          <w:color w:val="2448B8"/>
           <w:sz w:val="30"/>
         </w:rPr>
         <w:t>风险提示</w:t>
@@ -812,7 +812,7 @@
       <w:rFonts w:asciiTheme="majorHAnsi" w:eastAsiaTheme="majorEastAsia" w:hAnsiTheme="majorHAnsi" w:cstheme="majorBidi" w:ascii="Arial" w:hAnsi="Arial" w:eastAsia="黑体"/>
       <w:b/>
       <w:bCs/>
-      <w:color w:val="006838"/>
+      <w:color w:val="2448B8"/>
       <w:sz w:val="30"/>
       <w:szCs w:val="28"/>
     </w:rPr>
@@ -836,7 +836,7 @@
       <w:rFonts w:asciiTheme="majorHAnsi" w:eastAsiaTheme="majorEastAsia" w:hAnsiTheme="majorHAnsi" w:cstheme="majorBidi" w:ascii="Arial" w:hAnsi="Arial" w:eastAsia="黑体"/>
       <w:b/>
       <w:bCs/>
-      <w:color w:val="006838"/>
+      <w:color w:val="2448B8"/>
       <w:sz w:val="25"/>
       <w:szCs w:val="26"/>
     </w:rPr>
